--- a/人工智能与信息工程学院软件开发类毕业设计模板（20230823） - 副本(2).docx
+++ b/人工智能与信息工程学院软件开发类毕业设计模板（20230823） - 副本(2).docx
@@ -10889,9 +10889,9 @@
       <w:pPr>
         <w:pStyle w:val="37"/>
       </w:pPr>
-      <w:bookmarkStart w:id="3" w:name="_Toc20971"/>
-      <w:bookmarkStart w:id="4" w:name="_Toc10713859"/>
-      <w:bookmarkStart w:id="5" w:name="_Toc142845195"/>
+      <w:bookmarkStart w:id="3" w:name="_Toc10713859"/>
+      <w:bookmarkStart w:id="4" w:name="_Toc142845195"/>
+      <w:bookmarkStart w:id="5" w:name="_Toc20971"/>
       <w:r>
         <w:rPr>
           <w:rFonts w:hint="eastAsia"/>
@@ -11782,9 +11782,9 @@
       <w:pPr>
         <w:pStyle w:val="37"/>
       </w:pPr>
-      <w:bookmarkStart w:id="6" w:name="_Toc142845196"/>
-      <w:bookmarkStart w:id="7" w:name="_Toc10713860"/>
-      <w:bookmarkStart w:id="8" w:name="_Toc29846"/>
+      <w:bookmarkStart w:id="6" w:name="_Toc10713860"/>
+      <w:bookmarkStart w:id="7" w:name="_Toc29846"/>
+      <w:bookmarkStart w:id="8" w:name="_Toc142845196"/>
       <w:r>
         <w:rPr>
           <w:rFonts w:hint="eastAsia"/>
@@ -12016,9 +12016,9 @@
       <w:pPr>
         <w:pStyle w:val="37"/>
       </w:pPr>
-      <w:bookmarkStart w:id="9" w:name="_Toc14524"/>
+      <w:bookmarkStart w:id="9" w:name="_Toc142845197"/>
       <w:bookmarkStart w:id="10" w:name="_Toc10713863"/>
-      <w:bookmarkStart w:id="11" w:name="_Toc142845197"/>
+      <w:bookmarkStart w:id="11" w:name="_Toc14524"/>
       <w:r>
         <w:rPr>
           <w:rFonts w:hint="eastAsia"/>
@@ -12144,8 +12144,8 @@
         <w:pStyle w:val="36"/>
         <w:spacing w:before="0" w:beforeLines="0" w:after="0" w:afterLines="0" w:line="324" w:lineRule="auto"/>
       </w:pPr>
-      <w:bookmarkStart w:id="12" w:name="_Toc10713864"/>
-      <w:bookmarkStart w:id="13" w:name="_Toc142845198"/>
+      <w:bookmarkStart w:id="12" w:name="_Toc142845198"/>
+      <w:bookmarkStart w:id="13" w:name="_Toc10713864"/>
       <w:r>
         <w:rPr>
           <w:rFonts w:hint="eastAsia"/>
@@ -12407,8 +12407,8 @@
       <w:pPr>
         <w:pStyle w:val="38"/>
       </w:pPr>
-      <w:bookmarkStart w:id="16" w:name="_Toc10713866"/>
-      <w:bookmarkStart w:id="17" w:name="_Toc142845200"/>
+      <w:bookmarkStart w:id="16" w:name="_Toc142845200"/>
+      <w:bookmarkStart w:id="17" w:name="_Toc10713866"/>
       <w:r>
         <w:rPr>
           <w:rFonts w:hint="eastAsia"/>
@@ -12569,8 +12569,8 @@
       <w:pPr>
         <w:pStyle w:val="38"/>
       </w:pPr>
-      <w:bookmarkStart w:id="18" w:name="_Toc7472"/>
-      <w:bookmarkStart w:id="19" w:name="_Toc10713867"/>
+      <w:bookmarkStart w:id="18" w:name="_Toc10713867"/>
+      <w:bookmarkStart w:id="19" w:name="_Toc7472"/>
       <w:bookmarkStart w:id="20" w:name="_Toc142845201"/>
       <w:r>
         <w:rPr>
@@ -12973,8 +12973,8 @@
       <w:pPr>
         <w:pStyle w:val="38"/>
       </w:pPr>
-      <w:bookmarkStart w:id="24" w:name="_Toc142845203"/>
-      <w:bookmarkStart w:id="25" w:name="_Toc15319"/>
+      <w:bookmarkStart w:id="24" w:name="_Toc15319"/>
+      <w:bookmarkStart w:id="25" w:name="_Toc142845203"/>
       <w:bookmarkStart w:id="26" w:name="_Toc10713869"/>
       <w:r>
         <w:rPr>
@@ -14952,8 +14952,8 @@
       <w:pPr>
         <w:pStyle w:val="37"/>
       </w:pPr>
-      <w:bookmarkStart w:id="30" w:name="_Toc142845205"/>
-      <w:bookmarkStart w:id="31" w:name="_Toc10713873"/>
+      <w:bookmarkStart w:id="30" w:name="_Toc10713873"/>
+      <w:bookmarkStart w:id="31" w:name="_Toc142845205"/>
       <w:r>
         <w:rPr>
           <w:rFonts w:hint="eastAsia"/>
@@ -15009,9 +15009,9 @@
       <w:pPr>
         <w:pStyle w:val="38"/>
       </w:pPr>
-      <w:bookmarkStart w:id="32" w:name="_Toc142845206"/>
-      <w:bookmarkStart w:id="33" w:name="_Toc10713874"/>
-      <w:bookmarkStart w:id="34" w:name="_Toc12852"/>
+      <w:bookmarkStart w:id="32" w:name="_Toc12852"/>
+      <w:bookmarkStart w:id="33" w:name="_Toc142845206"/>
+      <w:bookmarkStart w:id="34" w:name="_Toc10713874"/>
       <w:r>
         <w:rPr>
           <w:rFonts w:hint="eastAsia"/>
@@ -15457,9 +15457,9 @@
         <w:snapToGrid/>
         <w:textAlignment w:val="auto"/>
       </w:pPr>
-      <w:bookmarkStart w:id="36" w:name="_Toc21110"/>
-      <w:bookmarkStart w:id="37" w:name="_Toc142845207"/>
-      <w:bookmarkStart w:id="38" w:name="_Toc10713875"/>
+      <w:bookmarkStart w:id="36" w:name="_Toc142845207"/>
+      <w:bookmarkStart w:id="37" w:name="_Toc10713875"/>
+      <w:bookmarkStart w:id="38" w:name="_Toc21110"/>
       <w:r>
         <w:rPr>
           <w:rFonts w:hint="eastAsia"/>
@@ -17789,14 +17789,6 @@
       </w:tr>
       <w:tr>
         <w:tblPrEx>
-          <w:tblBorders>
-            <w:top w:val="single" w:color="auto" w:sz="8" w:space="0"/>
-            <w:left w:val="single" w:color="auto" w:sz="8" w:space="0"/>
-            <w:bottom w:val="single" w:color="auto" w:sz="8" w:space="0"/>
-            <w:right w:val="single" w:color="auto" w:sz="8" w:space="0"/>
-            <w:insideH w:val="single" w:color="auto" w:sz="8" w:space="0"/>
-            <w:insideV w:val="single" w:color="auto" w:sz="8" w:space="0"/>
-          </w:tblBorders>
           <w:tblCellMar>
             <w:top w:w="0" w:type="dxa"/>
             <w:left w:w="0" w:type="dxa"/>
@@ -22248,16 +22240,7 @@
           <w:rFonts w:hint="eastAsia"/>
           <w:color w:val="FF0000"/>
         </w:rPr>
-        <w:t>包图是用来描述子功能的架构和相互间的依赖关系。系统功能</w:t>
-      </w:r>
-      <w:bookmarkStart w:id="105" w:name="_GoBack"/>
-      <w:bookmarkEnd w:id="105"/>
-      <w:r>
-        <w:rPr>
-          <w:rFonts w:hint="eastAsia"/>
-          <w:color w:val="FF0000"/>
-        </w:rPr>
-        <w:t>包图设计定义软件系统各主要部件及成分之间的关系。</w:t>
+        <w:t>包图是用来描述子功能的架构和相互间的依赖关系。系统功能包图设计定义软件系统各主要部件及成分之间的关系。</w:t>
       </w:r>
     </w:p>
     <w:p>
@@ -22357,8 +22340,8 @@
         <w:pStyle w:val="38"/>
       </w:pPr>
       <w:bookmarkStart w:id="54" w:name="_Toc23430"/>
-      <w:bookmarkStart w:id="55" w:name="_Toc142845218"/>
-      <w:bookmarkStart w:id="56" w:name="_Toc10713880"/>
+      <w:bookmarkStart w:id="55" w:name="_Toc10713880"/>
+      <w:bookmarkStart w:id="56" w:name="_Toc142845218"/>
       <w:r>
         <w:rPr>
           <w:rFonts w:hint="eastAsia"/>
@@ -24658,7 +24641,7 @@
         <w:tc>
           <w:tcPr>
             <w:tcW w:w="1814" w:type="dxa"/>
-            <w:shd w:val="clear" w:color="auto" w:fill="E6E6E6"/>
+            <w:shd w:val="clear" w:color="auto" w:fill="D7D7D7" w:themeFill="background1" w:themeFillShade="D8"/>
             <w:vAlign w:val="center"/>
           </w:tcPr>
           <w:p>
@@ -24679,7 +24662,7 @@
         <w:tc>
           <w:tcPr>
             <w:tcW w:w="2192" w:type="dxa"/>
-            <w:shd w:val="clear" w:color="auto" w:fill="E6E6E6"/>
+            <w:shd w:val="clear" w:color="auto" w:fill="D7D7D7" w:themeFill="background1" w:themeFillShade="D8"/>
             <w:vAlign w:val="center"/>
           </w:tcPr>
           <w:p>
@@ -24700,7 +24683,7 @@
         <w:tc>
           <w:tcPr>
             <w:tcW w:w="781" w:type="dxa"/>
-            <w:shd w:val="clear" w:color="auto" w:fill="E6E6E6"/>
+            <w:shd w:val="clear" w:color="auto" w:fill="D7D7D7" w:themeFill="background1" w:themeFillShade="D8"/>
             <w:vAlign w:val="center"/>
           </w:tcPr>
           <w:p>
@@ -24721,7 +24704,7 @@
         <w:tc>
           <w:tcPr>
             <w:tcW w:w="901" w:type="dxa"/>
-            <w:shd w:val="clear" w:color="auto" w:fill="E6E6E6"/>
+            <w:shd w:val="clear" w:color="auto" w:fill="D7D7D7" w:themeFill="background1" w:themeFillShade="D8"/>
             <w:vAlign w:val="center"/>
           </w:tcPr>
           <w:p>
@@ -24742,7 +24725,7 @@
         <w:tc>
           <w:tcPr>
             <w:tcW w:w="2063" w:type="dxa"/>
-            <w:shd w:val="clear" w:color="auto" w:fill="E6E6E6"/>
+            <w:shd w:val="clear" w:color="auto" w:fill="D7D7D7" w:themeFill="background1" w:themeFillShade="D8"/>
             <w:vAlign w:val="center"/>
           </w:tcPr>
           <w:p>
@@ -25410,6 +25393,8 @@
       <w:pPr>
         <w:ind w:firstLine="420" w:firstLineChars="200"/>
       </w:pPr>
+      <w:bookmarkStart w:id="105" w:name="_GoBack"/>
+      <w:bookmarkEnd w:id="105"/>
     </w:p>
     <w:p>
       <w:pPr>
@@ -26439,8 +26424,8 @@
       <w:pPr>
         <w:pStyle w:val="37"/>
       </w:pPr>
-      <w:bookmarkStart w:id="81" w:name="_Toc142845230"/>
-      <w:bookmarkStart w:id="82" w:name="_Toc11823"/>
+      <w:bookmarkStart w:id="81" w:name="_Toc11823"/>
+      <w:bookmarkStart w:id="82" w:name="_Toc142845230"/>
       <w:bookmarkStart w:id="83" w:name="_Toc10713888"/>
       <w:r>
         <w:rPr>
@@ -26811,8 +26796,8 @@
       <w:pPr>
         <w:pStyle w:val="37"/>
       </w:pPr>
-      <w:bookmarkStart w:id="91" w:name="_Toc79573086"/>
-      <w:bookmarkStart w:id="92" w:name="_Toc142845235"/>
+      <w:bookmarkStart w:id="91" w:name="_Toc142845235"/>
+      <w:bookmarkStart w:id="92" w:name="_Toc79573086"/>
       <w:r>
         <w:rPr>
           <w:rFonts w:hint="eastAsia"/>
@@ -28722,9 +28707,9 @@
         <w:pStyle w:val="36"/>
         <w:spacing w:before="163" w:after="163" w:line="320" w:lineRule="exact"/>
       </w:pPr>
-      <w:bookmarkStart w:id="102" w:name="_Toc10713895"/>
+      <w:bookmarkStart w:id="102" w:name="_Toc142845239"/>
       <w:bookmarkStart w:id="103" w:name="_Toc20195"/>
-      <w:bookmarkStart w:id="104" w:name="_Toc142845239"/>
+      <w:bookmarkStart w:id="104" w:name="_Toc10713895"/>
       <w:r>
         <w:rPr>
           <w:rFonts w:hint="eastAsia"/>
